--- a/项目报告_最终版.docx
+++ b/项目报告_最终版.docx
@@ -3844,7 +3844,7 @@
         </w:rPr>
         <w:lastRenderedPageBreak/>
         <w:drawing>
-          <wp:inline distT="0" distB="0" distL="0" distR="0" wp14:anchorId="27CFEF70" wp14:editId="7C57FAF2">
+          <wp:inline distT="0" distB="0" distL="0" distR="0" wp14:anchorId="27CFEF70" wp14:editId="5FAF8AF7">
             <wp:extent cx="4714506" cy="1962715"/>
             <wp:effectExtent l="0" t="0" r="0" b="0"/>
             <wp:docPr id="957975409" name="图片 2"/>
@@ -9000,7 +9000,10 @@
           </w:tcPr>
           <w:p>
             <w:r>
-              <w:t>12.93</w:t>
+              <w:rPr>
+                <w:rFonts w:hint="eastAsia"/>
+              </w:rPr>
+              <w:t>11.45</w:t>
             </w:r>
           </w:p>
         </w:tc>
@@ -9013,7 +9016,10 @@
           </w:tcPr>
           <w:p>
             <w:r>
-              <w:t>18.98</w:t>
+              <w:rPr>
+                <w:rFonts w:hint="eastAsia"/>
+              </w:rPr>
+              <w:t>19.18</w:t>
             </w:r>
           </w:p>
         </w:tc>
@@ -9080,7 +9086,13 @@
           </w:tcPr>
           <w:p>
             <w:r>
-              <w:t>15.78</w:t>
+              <w:t>15.</w:t>
+            </w:r>
+            <w:r>
+              <w:rPr>
+                <w:rFonts w:hint="eastAsia"/>
+              </w:rPr>
+              <w:t>87</w:t>
             </w:r>
           </w:p>
         </w:tc>
@@ -9090,7 +9102,13 @@
           </w:tcPr>
           <w:p>
             <w:r>
-              <w:t>18.70</w:t>
+              <w:t>18.7</w:t>
+            </w:r>
+            <w:r>
+              <w:rPr>
+                <w:rFonts w:hint="eastAsia"/>
+              </w:rPr>
+              <w:t>2</w:t>
             </w:r>
           </w:p>
         </w:tc>
@@ -10082,46 +10100,85 @@
       </w:r>
       <w:proofErr w:type="gramEnd"/>
       <w:r>
-        <w:t>业务吞吐量达</w:t>
-      </w:r>
-      <w:r>
-        <w:t>到</w:t>
+        <w:t>业务吞吐量</w:t>
+      </w:r>
+      <w:r>
+        <w:rPr>
+          <w:rFonts w:hint="eastAsia"/>
+        </w:rPr>
+        <w:t>为</w:t>
+      </w:r>
+      <w:r>
+        <w:rPr>
+          <w:rFonts w:hint="eastAsia"/>
+        </w:rPr>
+        <w:t>11.45</w:t>
+      </w:r>
+      <w:r>
+        <w:t>Mbps</w:t>
+      </w:r>
+      <w:r>
+        <w:t>，</w:t>
+      </w:r>
+      <w:r>
+        <w:rPr>
+          <w:rFonts w:hint="eastAsia"/>
+        </w:rPr>
+        <w:t>略低于既定</w:t>
+      </w:r>
+      <w:r>
+        <w:t>目标</w:t>
+      </w:r>
+      <w:r>
+        <w:rPr>
+          <w:rFonts w:hint="eastAsia"/>
+        </w:rPr>
+        <w:t>的</w:t>
+      </w:r>
+      <w:r>
+        <w:rPr>
+          <w:rFonts w:hint="eastAsia"/>
+        </w:rPr>
+        <w:t>12Mbps</w:t>
+      </w:r>
+      <w:r>
+        <w:t>带宽需求。启</w:t>
+      </w:r>
+      <w:r>
+        <w:t>用</w:t>
+      </w:r>
+      <w:r>
+        <w:t>H</w:t>
+      </w:r>
+      <w:r>
+        <w:t>T</w:t>
+      </w:r>
+      <w:r>
+        <w:t>B</w:t>
+      </w:r>
+      <w:r>
+        <w:t>两</w:t>
+      </w:r>
+      <w:r>
+        <w:t>级优先级策略后，财务处吞吐量进一步提升</w:t>
+      </w:r>
+      <w:r>
+        <w:t>至</w:t>
       </w:r>
       <w:r>
         <w:t>1</w:t>
       </w:r>
       <w:r>
-        <w:t>2.93 Mbps</w:t>
-      </w:r>
-      <w:r>
-        <w:t>，已经能够满足其目标带宽需求。启</w:t>
-      </w:r>
-      <w:r>
-        <w:t>用</w:t>
-      </w:r>
-      <w:r>
-        <w:t>H</w:t>
-      </w:r>
-      <w:r>
-        <w:t>T</w:t>
-      </w:r>
-      <w:r>
-        <w:t>B</w:t>
-      </w:r>
-      <w:r>
-        <w:t>两</w:t>
-      </w:r>
-      <w:r>
-        <w:t>级优先级策略后，财务处吞吐量进一步提升</w:t>
-      </w:r>
-      <w:r>
-        <w:t>至</w:t>
-      </w:r>
-      <w:r>
-        <w:t>1</w:t>
-      </w:r>
-      <w:r>
-        <w:t>5.78 Mbps</w:t>
+        <w:t>5.</w:t>
+      </w:r>
+      <w:r>
+        <w:rPr>
+          <w:rFonts w:hint="eastAsia"/>
+        </w:rPr>
+        <w:t>87</w:t>
+      </w:r>
+      <w:r>
+        <w:t xml:space="preserve"> Mbps</w:t>
       </w:r>
       <w:r>
         <w:t>，增幅约</w:t>
@@ -10130,10 +10187,13 @@
         <w:t>为</w:t>
       </w:r>
       <w:r>
-        <w:t>2</w:t>
-      </w:r>
-      <w:r>
-        <w:t>2.0%</w:t>
+        <w:rPr>
+          <w:rFonts w:hint="eastAsia"/>
+        </w:rPr>
+        <w:t>38.6</w:t>
+      </w:r>
+      <w:r>
+        <w:t>%</w:t>
       </w:r>
       <w:r>
         <w:t>，说明优先级调度机制能够为关键业务提供更稳定的带宽保障。</w:t>
@@ -15113,28 +15173,40 @@
         <w:t>由</w:t>
       </w:r>
       <w:r>
+        <w:rPr>
+          <w:rFonts w:hint="eastAsia"/>
+        </w:rPr>
+        <w:t>11.45</w:t>
+      </w:r>
+      <w:r>
+        <w:t>Mbp</w:t>
+      </w:r>
+      <w:r>
+        <w:t>s</w:t>
+      </w:r>
+      <w:r>
+        <w:t>提</w:t>
+      </w:r>
+      <w:r>
+        <w:t>升</w:t>
+      </w:r>
+      <w:r>
+        <w:t>至</w:t>
+      </w:r>
+      <w:r>
         <w:t>1</w:t>
       </w:r>
       <w:r>
-        <w:t>2.93 Mbp</w:t>
-      </w:r>
-      <w:r>
-        <w:t>s</w:t>
-      </w:r>
-      <w:r>
-        <w:t>提</w:t>
-      </w:r>
-      <w:r>
-        <w:t>升</w:t>
-      </w:r>
-      <w:r>
-        <w:t>至</w:t>
-      </w:r>
-      <w:r>
-        <w:t>1</w:t>
-      </w:r>
-      <w:r>
-        <w:t>5.78 Mbps</w:t>
+        <w:t>5.</w:t>
+      </w:r>
+      <w:r>
+        <w:rPr>
+          <w:rFonts w:hint="eastAsia"/>
+        </w:rPr>
+        <w:t>87</w:t>
+      </w:r>
+      <w:r>
+        <w:t xml:space="preserve"> Mbps</w:t>
       </w:r>
       <w:r>
         <w:t>，增幅达</w:t>
@@ -15143,10 +15215,13 @@
         <w:t>到</w:t>
       </w:r>
       <w:r>
-        <w:t>2</w:t>
-      </w:r>
-      <w:r>
-        <w:t>2.0%</w:t>
+        <w:rPr>
+          <w:rFonts w:hint="eastAsia"/>
+        </w:rPr>
+        <w:t>38.6</w:t>
+      </w:r>
+      <w:r>
+        <w:t>%</w:t>
       </w:r>
       <w:r>
         <w:t>，说明优先级调度机制能够有效提高关键业务的服务质量。同时，资源竞争主要集中于高需求业务，验证</w:t>
@@ -15197,7 +15272,7 @@
         <w:t>1</w:t>
       </w:r>
       <w:r>
-        <w:t xml:space="preserve">1.11 </w:t>
+        <w:t>1.11</w:t>
       </w:r>
       <w:r>
         <w:t>s</w:t>
@@ -15248,10 +15323,10 @@
         <w:t>提</w:t>
       </w:r>
       <w:r>
+        <w:t>升</w:t>
+      </w:r>
+      <w:r>
         <w:lastRenderedPageBreak/>
-        <w:t>升</w:t>
-      </w:r>
-      <w:r>
         <w:t>至</w:t>
       </w:r>
       <w:r>
@@ -15675,9 +15750,6 @@
       <w:pPr>
         <w:pStyle w:val="11"/>
         <w:ind w:firstLine="420"/>
-        <w:rPr>
-          <w:rFonts w:hint="eastAsia"/>
-        </w:rPr>
       </w:pPr>
       <w:r>
         <w:t>在后续实验设计中，可以进一步扩展不同攻击场景与更复杂的网络拓扑，以增强实验的对抗性与可扩展性。同时，若引入更多</w:t>
@@ -16018,10 +16090,17 @@
       </w:r>
     </w:p>
     <w:sectPr>
-      <w:footerReference w:type="default" r:id="rId20"/>
+      <w:headerReference w:type="even" r:id="rId20"/>
+      <w:headerReference w:type="default" r:id="rId21"/>
+      <w:footerReference w:type="even" r:id="rId22"/>
+      <w:footerReference w:type="default" r:id="rId23"/>
+      <w:headerReference w:type="first" r:id="rId24"/>
+      <w:footerReference w:type="first" r:id="rId25"/>
       <w:pgSz w:w="11906" w:h="16838"/>
       <w:pgMar w:top="1440" w:right="1797" w:bottom="1440" w:left="1797" w:header="851" w:footer="992" w:gutter="0"/>
+      <w:pgNumType w:start="0"/>
       <w:cols w:space="720"/>
+      <w:titlePg/>
       <w:docGrid w:linePitch="312"/>
     </w:sectPr>
   </w:body>
@@ -16052,28 +16131,58 @@
   <w:p>
     <w:pPr>
       <w:pStyle w:val="a4"/>
-      <w:jc w:val="center"/>
     </w:pPr>
-    <w:r>
-      <w:fldChar w:fldCharType="begin"/>
-    </w:r>
-    <w:r>
-      <w:instrText>PAGE   \* MERGEFORMAT</w:instrText>
-    </w:r>
-    <w:r>
-      <w:fldChar w:fldCharType="separate"/>
-    </w:r>
-    <w:r>
-      <w:rPr>
-        <w:noProof/>
-        <w:lang w:val="zh-CN"/>
-      </w:rPr>
-      <w:t>8</w:t>
-    </w:r>
-    <w:r>
-      <w:fldChar w:fldCharType="end"/>
-    </w:r>
   </w:p>
+</w:ftr>
+</file>
+
+<file path=word/footer2.xml><?xml version="1.0" encoding="utf-8"?>
+<w:ftr xmlns:wpc="http://schemas.microsoft.com/office/word/2010/wordprocessingCanvas" xmlns:cx="http://schemas.microsoft.com/office/drawing/2014/chartex" xmlns:cx1="http://schemas.microsoft.com/office/drawing/2015/9/8/chartex" xmlns:cx2="http://schemas.microsoft.com/office/drawing/2015/10/21/chartex" xmlns:cx3="http://schemas.microsoft.com/office/drawing/2016/5/9/chartex" xmlns:cx4="http://schemas.microsoft.com/office/drawing/2016/5/10/chartex" xmlns:cx5="http://schemas.microsoft.com/office/drawing/2016/5/11/chartex" xmlns:cx6="http://schemas.microsoft.com/office/drawing/2016/5/12/chartex" xmlns:cx7="http://schemas.microsoft.com/office/drawing/2016/5/13/chartex" xmlns:cx8="http://schemas.microsoft.com/office/drawing/2016/5/14/chartex" xmlns:mc="http://schemas.openxmlformats.org/markup-compatibility/2006" xmlns:aink="http://schemas.microsoft.com/office/drawing/2016/ink" xmlns:am3d="http://schemas.microsoft.com/office/drawing/2017/model3d" xmlns:o="urn:schemas-microsoft-com:office:office" xmlns:oel="http://schemas.microsoft.com/office/2019/extlst" xmlns:r="http://schemas.openxmlformats.org/officeDocument/2006/relationships" xmlns:m="http://schemas.openxmlformats.org/officeDocument/2006/math" xmlns:v="urn:schemas-microsoft-com:vml" xmlns:wp14="http://schemas.microsoft.com/office/word/2010/wordprocessingDrawing" xmlns:wp="http://schemas.openxmlformats.org/drawingml/2006/wordprocessingDrawing" xmlns:w10="urn:schemas-microsoft-com:office:word" xmlns:w="http://schemas.openxmlformats.org/wordprocessingml/2006/main" xmlns:w14="http://schemas.microsoft.com/office/word/2010/wordml" xmlns:w15="http://schemas.microsoft.com/office/word/2012/wordml" xmlns:w16cex="http://schemas.microsoft.com/office/word/2018/wordml/cex" xmlns:w16cid="http://schemas.microsoft.com/office/word/2016/wordml/cid" xmlns:w16="http://schemas.microsoft.com/office/word/2018/wordml" xmlns:w16du="http://schemas.microsoft.com/office/word/2023/wordml/word16du" xmlns:w16sdtdh="http://schemas.microsoft.com/office/word/2020/wordml/sdtdatahash" xmlns:w16sdtfl="http://schemas.microsoft.com/office/word/2024/wordml/sdtformatlock" xmlns:w16se="http://schemas.microsoft.com/office/word/2015/wordml/symex" xmlns:wpg="http://schemas.microsoft.com/office/word/2010/wordprocessingGroup" xmlns:wpi="http://schemas.microsoft.com/office/word/2010/wordprocessingInk" xmlns:wne="http://schemas.microsoft.com/office/word/2006/wordml" xmlns:wps="http://schemas.microsoft.com/office/word/2010/wordprocessingShape" mc:Ignorable="w14 w15 w16se w16cid w16 w16cex w16sdtdh w16sdtfl w16du wp14">
+  <w:sdt>
+    <w:sdtPr>
+      <w:id w:val="-2038955839"/>
+      <w:docPartObj>
+        <w:docPartGallery w:val="Page Numbers (Bottom of Page)"/>
+        <w:docPartUnique/>
+      </w:docPartObj>
+    </w:sdtPr>
+    <w:sdtContent>
+      <w:p>
+        <w:pPr>
+          <w:pStyle w:val="a4"/>
+          <w:jc w:val="center"/>
+        </w:pPr>
+        <w:r>
+          <w:fldChar w:fldCharType="begin"/>
+        </w:r>
+        <w:r>
+          <w:instrText>PAGE   \* MERGEFORMAT</w:instrText>
+        </w:r>
+        <w:r>
+          <w:fldChar w:fldCharType="separate"/>
+        </w:r>
+        <w:r>
+          <w:rPr>
+            <w:lang w:val="zh-CN"/>
+          </w:rPr>
+          <w:t>2</w:t>
+        </w:r>
+        <w:r>
+          <w:fldChar w:fldCharType="end"/>
+        </w:r>
+      </w:p>
+    </w:sdtContent>
+  </w:sdt>
+  <w:p>
+    <w:pPr>
+      <w:pStyle w:val="a4"/>
+    </w:pPr>
+  </w:p>
+</w:ftr>
+</file>
+
+<file path=word/footer3.xml><?xml version="1.0" encoding="utf-8"?>
+<w:ftr xmlns:wpc="http://schemas.microsoft.com/office/word/2010/wordprocessingCanvas" xmlns:cx="http://schemas.microsoft.com/office/drawing/2014/chartex" xmlns:cx1="http://schemas.microsoft.com/office/drawing/2015/9/8/chartex" xmlns:cx2="http://schemas.microsoft.com/office/drawing/2015/10/21/chartex" xmlns:cx3="http://schemas.microsoft.com/office/drawing/2016/5/9/chartex" xmlns:cx4="http://schemas.microsoft.com/office/drawing/2016/5/10/chartex" xmlns:cx5="http://schemas.microsoft.com/office/drawing/2016/5/11/chartex" xmlns:cx6="http://schemas.microsoft.com/office/drawing/2016/5/12/chartex" xmlns:cx7="http://schemas.microsoft.com/office/drawing/2016/5/13/chartex" xmlns:cx8="http://schemas.microsoft.com/office/drawing/2016/5/14/chartex" xmlns:mc="http://schemas.openxmlformats.org/markup-compatibility/2006" xmlns:aink="http://schemas.microsoft.com/office/drawing/2016/ink" xmlns:am3d="http://schemas.microsoft.com/office/drawing/2017/model3d" xmlns:o="urn:schemas-microsoft-com:office:office" xmlns:oel="http://schemas.microsoft.com/office/2019/extlst" xmlns:r="http://schemas.openxmlformats.org/officeDocument/2006/relationships" xmlns:m="http://schemas.openxmlformats.org/officeDocument/2006/math" xmlns:v="urn:schemas-microsoft-com:vml" xmlns:wp14="http://schemas.microsoft.com/office/word/2010/wordprocessingDrawing" xmlns:wp="http://schemas.openxmlformats.org/drawingml/2006/wordprocessingDrawing" xmlns:w10="urn:schemas-microsoft-com:office:word" xmlns:w="http://schemas.openxmlformats.org/wordprocessingml/2006/main" xmlns:w14="http://schemas.microsoft.com/office/word/2010/wordml" xmlns:w15="http://schemas.microsoft.com/office/word/2012/wordml" xmlns:w16cex="http://schemas.microsoft.com/office/word/2018/wordml/cex" xmlns:w16cid="http://schemas.microsoft.com/office/word/2016/wordml/cid" xmlns:w16="http://schemas.microsoft.com/office/word/2018/wordml" xmlns:w16du="http://schemas.microsoft.com/office/word/2023/wordml/word16du" xmlns:w16sdtdh="http://schemas.microsoft.com/office/word/2020/wordml/sdtdatahash" xmlns:w16sdtfl="http://schemas.microsoft.com/office/word/2024/wordml/sdtformatlock" xmlns:w16se="http://schemas.microsoft.com/office/word/2015/wordml/symex" xmlns:wpg="http://schemas.microsoft.com/office/word/2010/wordprocessingGroup" xmlns:wpi="http://schemas.microsoft.com/office/word/2010/wordprocessingInk" xmlns:wne="http://schemas.microsoft.com/office/word/2006/wordml" xmlns:wps="http://schemas.microsoft.com/office/word/2010/wordprocessingShape" mc:Ignorable="w14 w15 w16se w16cid w16 w16cex w16sdtdh w16sdtfl w16du wp14">
   <w:p>
     <w:pPr>
       <w:pStyle w:val="a4"/>
@@ -16099,6 +16208,36 @@
     </w:p>
   </w:footnote>
 </w:footnotes>
+</file>
+
+<file path=word/header1.xml><?xml version="1.0" encoding="utf-8"?>
+<w:hdr xmlns:wpc="http://schemas.microsoft.com/office/word/2010/wordprocessingCanvas" xmlns:cx="http://schemas.microsoft.com/office/drawing/2014/chartex" xmlns:cx1="http://schemas.microsoft.com/office/drawing/2015/9/8/chartex" xmlns:cx2="http://schemas.microsoft.com/office/drawing/2015/10/21/chartex" xmlns:cx3="http://schemas.microsoft.com/office/drawing/2016/5/9/chartex" xmlns:cx4="http://schemas.microsoft.com/office/drawing/2016/5/10/chartex" xmlns:cx5="http://schemas.microsoft.com/office/drawing/2016/5/11/chartex" xmlns:cx6="http://schemas.microsoft.com/office/drawing/2016/5/12/chartex" xmlns:cx7="http://schemas.microsoft.com/office/drawing/2016/5/13/chartex" xmlns:cx8="http://schemas.microsoft.com/office/drawing/2016/5/14/chartex" xmlns:mc="http://schemas.openxmlformats.org/markup-compatibility/2006" xmlns:aink="http://schemas.microsoft.com/office/drawing/2016/ink" xmlns:am3d="http://schemas.microsoft.com/office/drawing/2017/model3d" xmlns:o="urn:schemas-microsoft-com:office:office" xmlns:oel="http://schemas.microsoft.com/office/2019/extlst" xmlns:r="http://schemas.openxmlformats.org/officeDocument/2006/relationships" xmlns:m="http://schemas.openxmlformats.org/officeDocument/2006/math" xmlns:v="urn:schemas-microsoft-com:vml" xmlns:wp14="http://schemas.microsoft.com/office/word/2010/wordprocessingDrawing" xmlns:wp="http://schemas.openxmlformats.org/drawingml/2006/wordprocessingDrawing" xmlns:w10="urn:schemas-microsoft-com:office:word" xmlns:w="http://schemas.openxmlformats.org/wordprocessingml/2006/main" xmlns:w14="http://schemas.microsoft.com/office/word/2010/wordml" xmlns:w15="http://schemas.microsoft.com/office/word/2012/wordml" xmlns:w16cex="http://schemas.microsoft.com/office/word/2018/wordml/cex" xmlns:w16cid="http://schemas.microsoft.com/office/word/2016/wordml/cid" xmlns:w16="http://schemas.microsoft.com/office/word/2018/wordml" xmlns:w16du="http://schemas.microsoft.com/office/word/2023/wordml/word16du" xmlns:w16sdtdh="http://schemas.microsoft.com/office/word/2020/wordml/sdtdatahash" xmlns:w16sdtfl="http://schemas.microsoft.com/office/word/2024/wordml/sdtformatlock" xmlns:w16se="http://schemas.microsoft.com/office/word/2015/wordml/symex" xmlns:wpg="http://schemas.microsoft.com/office/word/2010/wordprocessingGroup" xmlns:wpi="http://schemas.microsoft.com/office/word/2010/wordprocessingInk" xmlns:wne="http://schemas.microsoft.com/office/word/2006/wordml" xmlns:wps="http://schemas.microsoft.com/office/word/2010/wordprocessingShape" mc:Ignorable="w14 w15 w16se w16cid w16 w16cex w16sdtdh w16sdtfl w16du wp14">
+  <w:p>
+    <w:pPr>
+      <w:pStyle w:val="a6"/>
+    </w:pPr>
+  </w:p>
+</w:hdr>
+</file>
+
+<file path=word/header2.xml><?xml version="1.0" encoding="utf-8"?>
+<w:hdr xmlns:wpc="http://schemas.microsoft.com/office/word/2010/wordprocessingCanvas" xmlns:cx="http://schemas.microsoft.com/office/drawing/2014/chartex" xmlns:cx1="http://schemas.microsoft.com/office/drawing/2015/9/8/chartex" xmlns:cx2="http://schemas.microsoft.com/office/drawing/2015/10/21/chartex" xmlns:cx3="http://schemas.microsoft.com/office/drawing/2016/5/9/chartex" xmlns:cx4="http://schemas.microsoft.com/office/drawing/2016/5/10/chartex" xmlns:cx5="http://schemas.microsoft.com/office/drawing/2016/5/11/chartex" xmlns:cx6="http://schemas.microsoft.com/office/drawing/2016/5/12/chartex" xmlns:cx7="http://schemas.microsoft.com/office/drawing/2016/5/13/chartex" xmlns:cx8="http://schemas.microsoft.com/office/drawing/2016/5/14/chartex" xmlns:mc="http://schemas.openxmlformats.org/markup-compatibility/2006" xmlns:aink="http://schemas.microsoft.com/office/drawing/2016/ink" xmlns:am3d="http://schemas.microsoft.com/office/drawing/2017/model3d" xmlns:o="urn:schemas-microsoft-com:office:office" xmlns:oel="http://schemas.microsoft.com/office/2019/extlst" xmlns:r="http://schemas.openxmlformats.org/officeDocument/2006/relationships" xmlns:m="http://schemas.openxmlformats.org/officeDocument/2006/math" xmlns:v="urn:schemas-microsoft-com:vml" xmlns:wp14="http://schemas.microsoft.com/office/word/2010/wordprocessingDrawing" xmlns:wp="http://schemas.openxmlformats.org/drawingml/2006/wordprocessingDrawing" xmlns:w10="urn:schemas-microsoft-com:office:word" xmlns:w="http://schemas.openxmlformats.org/wordprocessingml/2006/main" xmlns:w14="http://schemas.microsoft.com/office/word/2010/wordml" xmlns:w15="http://schemas.microsoft.com/office/word/2012/wordml" xmlns:w16cex="http://schemas.microsoft.com/office/word/2018/wordml/cex" xmlns:w16cid="http://schemas.microsoft.com/office/word/2016/wordml/cid" xmlns:w16="http://schemas.microsoft.com/office/word/2018/wordml" xmlns:w16du="http://schemas.microsoft.com/office/word/2023/wordml/word16du" xmlns:w16sdtdh="http://schemas.microsoft.com/office/word/2020/wordml/sdtdatahash" xmlns:w16sdtfl="http://schemas.microsoft.com/office/word/2024/wordml/sdtformatlock" xmlns:w16se="http://schemas.microsoft.com/office/word/2015/wordml/symex" xmlns:wpg="http://schemas.microsoft.com/office/word/2010/wordprocessingGroup" xmlns:wpi="http://schemas.microsoft.com/office/word/2010/wordprocessingInk" xmlns:wne="http://schemas.microsoft.com/office/word/2006/wordml" xmlns:wps="http://schemas.microsoft.com/office/word/2010/wordprocessingShape" mc:Ignorable="w14 w15 w16se w16cid w16 w16cex w16sdtdh w16sdtfl w16du wp14">
+  <w:p>
+    <w:pPr>
+      <w:pStyle w:val="a6"/>
+    </w:pPr>
+  </w:p>
+</w:hdr>
+</file>
+
+<file path=word/header3.xml><?xml version="1.0" encoding="utf-8"?>
+<w:hdr xmlns:wpc="http://schemas.microsoft.com/office/word/2010/wordprocessingCanvas" xmlns:cx="http://schemas.microsoft.com/office/drawing/2014/chartex" xmlns:cx1="http://schemas.microsoft.com/office/drawing/2015/9/8/chartex" xmlns:cx2="http://schemas.microsoft.com/office/drawing/2015/10/21/chartex" xmlns:cx3="http://schemas.microsoft.com/office/drawing/2016/5/9/chartex" xmlns:cx4="http://schemas.microsoft.com/office/drawing/2016/5/10/chartex" xmlns:cx5="http://schemas.microsoft.com/office/drawing/2016/5/11/chartex" xmlns:cx6="http://schemas.microsoft.com/office/drawing/2016/5/12/chartex" xmlns:cx7="http://schemas.microsoft.com/office/drawing/2016/5/13/chartex" xmlns:cx8="http://schemas.microsoft.com/office/drawing/2016/5/14/chartex" xmlns:mc="http://schemas.openxmlformats.org/markup-compatibility/2006" xmlns:aink="http://schemas.microsoft.com/office/drawing/2016/ink" xmlns:am3d="http://schemas.microsoft.com/office/drawing/2017/model3d" xmlns:o="urn:schemas-microsoft-com:office:office" xmlns:oel="http://schemas.microsoft.com/office/2019/extlst" xmlns:r="http://schemas.openxmlformats.org/officeDocument/2006/relationships" xmlns:m="http://schemas.openxmlformats.org/officeDocument/2006/math" xmlns:v="urn:schemas-microsoft-com:vml" xmlns:wp14="http://schemas.microsoft.com/office/word/2010/wordprocessingDrawing" xmlns:wp="http://schemas.openxmlformats.org/drawingml/2006/wordprocessingDrawing" xmlns:w10="urn:schemas-microsoft-com:office:word" xmlns:w="http://schemas.openxmlformats.org/wordprocessingml/2006/main" xmlns:w14="http://schemas.microsoft.com/office/word/2010/wordml" xmlns:w15="http://schemas.microsoft.com/office/word/2012/wordml" xmlns:w16cex="http://schemas.microsoft.com/office/word/2018/wordml/cex" xmlns:w16cid="http://schemas.microsoft.com/office/word/2016/wordml/cid" xmlns:w16="http://schemas.microsoft.com/office/word/2018/wordml" xmlns:w16du="http://schemas.microsoft.com/office/word/2023/wordml/word16du" xmlns:w16sdtdh="http://schemas.microsoft.com/office/word/2020/wordml/sdtdatahash" xmlns:w16sdtfl="http://schemas.microsoft.com/office/word/2024/wordml/sdtformatlock" xmlns:w16se="http://schemas.microsoft.com/office/word/2015/wordml/symex" xmlns:wpg="http://schemas.microsoft.com/office/word/2010/wordprocessingGroup" xmlns:wpi="http://schemas.microsoft.com/office/word/2010/wordprocessingInk" xmlns:wne="http://schemas.microsoft.com/office/word/2006/wordml" xmlns:wps="http://schemas.microsoft.com/office/word/2010/wordprocessingShape" mc:Ignorable="w14 w15 w16se w16cid w16 w16cex w16sdtdh w16sdtfl w16du wp14">
+  <w:p>
+    <w:pPr>
+      <w:pStyle w:val="a6"/>
+    </w:pPr>
+  </w:p>
+</w:hdr>
 </file>
 
 <file path=word/numbering.xml><?xml version="1.0" encoding="utf-8"?>
@@ -20296,6 +20435,7 @@
   <w:style w:type="character" w:default="1" w:styleId="a0">
     <w:name w:val="Default Paragraph Font"/>
     <w:uiPriority w:val="1"/>
+    <w:semiHidden/>
     <w:unhideWhenUsed/>
   </w:style>
   <w:style w:type="table" w:default="1" w:styleId="a1">
